--- a/s-s-event-bogor/print-notebooks/06-waste/05-example-tables.docx
+++ b/s-s-event-bogor/print-notebooks/06-waste/05-example-tables.docx
@@ -11,7 +11,7 @@
           <w:rFonts w:ascii="Arial" w:hAnsi="Arial"/>
           <w:b/>
           <w:color w:val="0A5455"/>
-          <w:sz w:val="36"/>
+          <w:sz w:val="20"/>
         </w:rPr>
         <w:t>GOAP Example: Economic &amp; Waste Account Tables</w:t>
       </w:r>
@@ -24,7 +24,7 @@
         <w:rPr>
           <w:rFonts w:ascii="Arial" w:hAnsi="Arial"/>
           <w:color w:val="30302F"/>
-          <w:sz w:val="22"/>
+          <w:sz w:val="20"/>
         </w:rPr>
         <w:t>Ocean Economy Satellite Account (OESA), Ocean Tourism Satellite Account (OTSA), and Waste Accounts</w:t>
       </w:r>
@@ -38,7 +38,7 @@
           <w:rFonts w:ascii="Arial" w:hAnsi="Arial"/>
           <w:b/>
           <w:color w:val="0A5455"/>
-          <w:sz w:val="26"/>
+          <w:sz w:val="20"/>
         </w:rPr>
         <w:t>Table 5: Ocean Economy Gross Output by Sector</w:t>
       </w:r>
@@ -46,6 +46,7 @@
     <w:p>
       <w:pPr>
         <w:spacing w:before="40" w:after="120"/>
+        <w:keepNext/>
       </w:pPr>
       <w:r>
         <w:rPr>
@@ -647,7 +648,7 @@
           <w:rFonts w:ascii="Arial" w:hAnsi="Arial"/>
           <w:b/>
           <w:color w:val="0A5455"/>
-          <w:sz w:val="26"/>
+          <w:sz w:val="20"/>
         </w:rPr>
         <w:t>Table 6: Ocean Economy Intermediate Consumption by Sector</w:t>
       </w:r>
@@ -655,6 +656,7 @@
     <w:p>
       <w:pPr>
         <w:spacing w:before="40" w:after="120"/>
+        <w:keepNext/>
       </w:pPr>
       <w:r>
         <w:rPr>
@@ -1261,7 +1263,7 @@
           <w:rFonts w:ascii="Arial" w:hAnsi="Arial"/>
           <w:b/>
           <w:color w:val="0A5455"/>
-          <w:sz w:val="26"/>
+          <w:sz w:val="20"/>
         </w:rPr>
         <w:t>Table 7: Ocean Economy Gross Value Added</w:t>
       </w:r>
@@ -1269,6 +1271,7 @@
     <w:p>
       <w:pPr>
         <w:spacing w:before="40" w:after="120"/>
+        <w:keepNext/>
       </w:pPr>
       <w:r>
         <w:rPr>
@@ -2420,7 +2423,7 @@
           <w:rFonts w:ascii="Arial" w:hAnsi="Arial"/>
           <w:b/>
           <w:color w:val="0A5455"/>
-          <w:sz w:val="26"/>
+          <w:sz w:val="20"/>
         </w:rPr>
         <w:t>Table 8: Ocean Economy Summary</w:t>
       </w:r>
@@ -2428,6 +2431,7 @@
     <w:p>
       <w:pPr>
         <w:spacing w:before="40" w:after="120"/>
+        <w:keepNext/>
       </w:pPr>
       <w:r>
         <w:rPr>
@@ -2820,7 +2824,7 @@
           <w:rFonts w:ascii="Arial" w:hAnsi="Arial"/>
           <w:b/>
           <w:color w:val="0A5455"/>
-          <w:sz w:val="26"/>
+          <w:sz w:val="20"/>
         </w:rPr>
         <w:t>Table 9: Ocean Tourism Satellite Account</w:t>
       </w:r>
@@ -2828,6 +2832,7 @@
     <w:p>
       <w:pPr>
         <w:spacing w:before="40" w:after="120"/>
+        <w:keepNext/>
       </w:pPr>
       <w:r>
         <w:rPr>
@@ -3972,7 +3977,7 @@
           <w:rFonts w:ascii="Arial" w:hAnsi="Arial"/>
           <w:b/>
           <w:color w:val="0A5455"/>
-          <w:sz w:val="26"/>
+          <w:sz w:val="20"/>
         </w:rPr>
         <w:t>Table 10: Water Emissions Account - Substances Discharged to Sea</w:t>
       </w:r>
@@ -3980,6 +3985,7 @@
     <w:p>
       <w:pPr>
         <w:spacing w:before="40" w:after="120"/>
+        <w:keepNext/>
       </w:pPr>
       <w:r>
         <w:rPr>
@@ -5232,13 +5238,14 @@
     <w:p>
       <w:pPr>
         <w:spacing w:before="360" w:after="120"/>
+        <w:keepNext/>
       </w:pPr>
       <w:r>
         <w:rPr>
           <w:rFonts w:ascii="Arial" w:hAnsi="Arial"/>
           <w:b/>
           <w:color w:val="0A5455"/>
-          <w:sz w:val="26"/>
+          <w:sz w:val="20"/>
         </w:rPr>
         <w:t>Table 11: Solid Waste Entering the Marine Environment</w:t>
       </w:r>
@@ -6652,13 +6659,14 @@
     <w:p>
       <w:pPr>
         <w:spacing w:before="360" w:after="120"/>
+        <w:keepNext/>
       </w:pPr>
       <w:r>
         <w:rPr>
           <w:rFonts w:ascii="Arial" w:hAnsi="Arial"/>
           <w:b/>
           <w:color w:val="0A5455"/>
-          <w:sz w:val="26"/>
+          <w:sz w:val="20"/>
         </w:rPr>
         <w:t>Table 12: Air Emissions from Ocean Industries</w:t>
       </w:r>
@@ -7904,13 +7912,14 @@
     <w:p>
       <w:pPr>
         <w:spacing w:before="360" w:after="120"/>
+        <w:keepNext/>
       </w:pPr>
       <w:r>
         <w:rPr>
           <w:rFonts w:ascii="Arial" w:hAnsi="Arial"/>
           <w:b/>
           <w:color w:val="0A5455"/>
-          <w:sz w:val="26"/>
+          <w:sz w:val="20"/>
         </w:rPr>
         <w:t>Complete Ocean Accounting Framework: All Account Types</w:t>
       </w:r>
